--- a/docs/onboarding/AutoBericht-Guide-Rapide-FR.docx
+++ b/docs/onboarding/AutoBericht-Guide-Rapide-FR.docx
@@ -290,10 +290,10 @@
           <w:b/>
           <w:bCs/>
         </w:rPr>
-        <w:t xml:space="preserve">Locale</w:t>
-      </w:r>
-      <w:r>
-        <w:t xml:space="preserve">, choisir la langue (</w:t>
+        <w:t xml:space="preserve">Language</w:t>
+      </w:r>
+      <w:r>
+        <w:t xml:space="preserve">, choisir la langue du rapport (</w:t>
       </w:r>
       <w:r>
         <w:rPr>
@@ -346,7 +346,7 @@
         <w:pStyle w:val="FirstParagraph"/>
       </w:pPr>
       <w:r>
-        <w:t xml:space="preserve">Cercles rouges: Locale, Import Self-Assessment, Word/PPT Export.</w:t>
+        <w:t xml:space="preserve">Cercles rouges: Language, Import Self-Assessment, Word/PPT Export.</w:t>
       </w:r>
     </w:p>
     <w:p>
@@ -423,7 +423,7 @@
         </w:numPr>
       </w:pPr>
       <w:r>
-        <w:t xml:space="preserve">Mettre les photos originales dans</w:t>
+        <w:t xml:space="preserve">Mettre les photos et vidéos originales dans</w:t>
       </w:r>
       <w:r>
         <w:t xml:space="preserve"> </w:t>
@@ -613,7 +613,7 @@
         <w:t xml:space="preserve">Import photos</w:t>
       </w:r>
       <w:r>
-        <w:t xml:space="preserve">: import + redimensionnement vers</w:t>
+        <w:t xml:space="preserve">: les copies des images sont redimensionnées dans</w:t>
       </w:r>
       <w:r>
         <w:t xml:space="preserve"> </w:t>
@@ -628,7 +628,34 @@
         <w:t xml:space="preserve"> </w:t>
       </w:r>
       <w:r>
-        <w:t xml:space="preserve">(côté long max. 1920 px).</w:t>
+        <w:t xml:space="preserve">(côté long max. 1920 px); les vidéos sont copiées dans</w:t>
+      </w:r>
+      <w:r>
+        <w:t xml:space="preserve"> </w:t>
+      </w:r>
+      <w:r>
+        <w:rPr>
+          <w:rStyle w:val="VerbatimChar"/>
+        </w:rPr>
+        <w:t xml:space="preserve">photos/videos</w:t>
+      </w:r>
+      <w:r>
+        <w:t xml:space="preserve">. Les originaux dans</w:t>
+      </w:r>
+      <w:r>
+        <w:t xml:space="preserve"> </w:t>
+      </w:r>
+      <w:r>
+        <w:rPr>
+          <w:rStyle w:val="VerbatimChar"/>
+        </w:rPr>
+        <w:t xml:space="preserve">photos/raw</w:t>
+      </w:r>
+      <w:r>
+        <w:t xml:space="preserve"> </w:t>
+      </w:r>
+      <w:r>
+        <w:t xml:space="preserve">restent intacts.</w:t>
       </w:r>
     </w:p>
     <w:p>
@@ -1518,7 +1545,11 @@
     </w:p>
     <w:bookmarkEnd w:id="54"/>
     <w:bookmarkEnd w:id="55"/>
-    <w:sectPr/>
+    <w:sectPr>
+      <w:footnotePr>
+        <w:numRestart w:val="eachSect"/>
+      </w:footnotePr>
+    </w:sectPr>
   </w:body>
 </w:document>
 </file>
